--- a/download/START-HERE.docx
+++ b/download/START-HERE.docx
@@ -12,7 +12,7 @@
     </w:p>
     <w:p>
       <w:r>
-        <w:t>Do these steps in order, before the workshop if possible. No coding experience needed — you are typing exact text into two apps (Terminal or PowerShell) and copying a couple of lines. If you get stuck, stop and ask the facilitator; do not guess.</w:t>
+        <w:t>Do these steps in order, before the workshop if possible. No coding experience needed — you're double-clicking one file for your computer and typing your name and email when asked. If you get stuck, stop and ask the facilitator; do not guess.</w:t>
       </w:r>
     </w:p>
     <w:p>
@@ -73,10 +73,10 @@
         <w:rPr>
           <w:b/>
         </w:rPr>
-        <w:t xml:space="preserve">setup-edgartools-mac.sh — </w:t>
+        <w:t xml:space="preserve">Run-Setup-Mac.command — </w:t>
       </w:r>
       <w:r>
-        <w:t>Run this ONLY if you use a Mac. Connects Claude to live SEC filing data.</w:t>
+        <w:t>Double-click this if you use a Mac. Connects Claude to live SEC filing data.</w:t>
       </w:r>
     </w:p>
     <w:p>
@@ -87,10 +87,24 @@
         <w:rPr>
           <w:b/>
         </w:rPr>
-        <w:t xml:space="preserve">setup-edgartools-windows.ps1 — </w:t>
+        <w:t xml:space="preserve">Run-Setup-Windows.bat — </w:t>
       </w:r>
       <w:r>
-        <w:t>Run this ONLY if you use Windows. Connects Claude to live SEC filing data.</w:t>
+        <w:t>Double-click this if you use Windows. Connects Claude to live SEC filing data.</w:t>
+      </w:r>
+    </w:p>
+    <w:p>
+      <w:pPr>
+        <w:pStyle w:val="ListBullet"/>
+      </w:pPr>
+      <w:r>
+        <w:rPr>
+          <w:b/>
+        </w:rPr>
+        <w:t xml:space="preserve">setup-edgartools-mac.sh / setup-edgartools-windows.ps1 — </w:t>
+      </w:r>
+      <w:r>
+        <w:t>Used automatically by the files above — you shouldn't need to touch these directly.</w:t>
       </w:r>
     </w:p>
     <w:p>
@@ -174,11 +188,19 @@
       </w:r>
     </w:p>
     <w:p>
-      <w:pPr>
-        <w:pStyle w:val="ListNumber"/>
-      </w:pPr>
       <w:r>
-        <w:t>Open Terminal (press Cmd+Space, type "Terminal", press Enter).</w:t>
+        <w:rPr>
+          <w:b/>
+        </w:rPr>
+        <w:t>Double-click Run-Setup-Mac.command</w:t>
+      </w:r>
+      <w:r>
+        <w:t xml:space="preserve"> in this folder. A Terminal window opens and asks for your name and email — type each one and press Enter. Everything else runs automatically.</w:t>
+      </w:r>
+    </w:p>
+    <w:p>
+      <w:r>
+        <w:t>If double-clicking does nothing, or opens the file in a text editor instead of Terminal: right-click the file, choose "Open", and confirm the security prompt if one appears.</w:t>
       </w:r>
     </w:p>
     <w:p>
@@ -186,15 +208,18 @@
         <w:pStyle w:val="ListNumber"/>
       </w:pPr>
       <w:r>
-        <w:t>Drag this folder into the Terminal window after typing cd  and a space, then press Enter — that moves Terminal into this folder. (Typing cd, then a space, then dragging the folder icon in, is the easiest way; Terminal fills in the path for you.)</w:t>
+        <w:t>When you see "Done.", press Enter to close the window, then fully quit Claude Desktop (Cmd+Q) and reopen it.</w:t>
       </w:r>
     </w:p>
     <w:p>
-      <w:pPr>
-        <w:pStyle w:val="ListNumber"/>
-      </w:pPr>
       <w:r>
-        <w:t>Copy and paste this line, edit the name and email, then press Enter:</w:t>
+        <w:rPr>
+          <w:b/>
+        </w:rPr>
+        <w:t xml:space="preserve">If that doesn't work: </w:t>
+      </w:r>
+      <w:r>
+        <w:t>open Terminal, drag this folder in after typing cd and a space, press Enter, then paste:</w:t>
       </w:r>
     </w:p>
     <w:p>
@@ -210,14 +235,6 @@
     </w:p>
     <w:p>
       <w:pPr>
-        <w:pStyle w:val="ListNumber"/>
-      </w:pPr>
-      <w:r>
-        <w:t>Wait for a line that says "Done." Then fully quit Claude Desktop (Cmd+Q) and reopen it.</w:t>
-      </w:r>
-    </w:p>
-    <w:p>
-      <w:pPr>
         <w:pStyle w:val="Heading2"/>
       </w:pPr>
       <w:r>
@@ -225,11 +242,19 @@
       </w:r>
     </w:p>
     <w:p>
-      <w:pPr>
-        <w:pStyle w:val="ListNumber"/>
-      </w:pPr>
       <w:r>
-        <w:t>Open PowerShell (press the Start key, type "PowerShell", press Enter).</w:t>
+        <w:rPr>
+          <w:b/>
+        </w:rPr>
+        <w:t>Double-click Run-Setup-Windows.bat</w:t>
+      </w:r>
+      <w:r>
+        <w:t xml:space="preserve"> in this folder. A black window opens and asks for your name and email — type each one and press Enter. Everything else runs automatically, including safely bypassing Windows' default block on downloaded scripts for this one run.</w:t>
+      </w:r>
+    </w:p>
+    <w:p>
+      <w:r>
+        <w:t>If Windows shows any security warning about running a file downloaded from the internet, click through it to allow it to run (e.g. "More info" -&gt; "Run anyway") — this is normal and expected for any script downloaded from a browser, not a sign anything is wrong.</w:t>
       </w:r>
     </w:p>
     <w:p>
@@ -237,15 +262,18 @@
         <w:pStyle w:val="ListNumber"/>
       </w:pPr>
       <w:r>
-        <w:t>Type cd  and a space, then drag this folder into the PowerShell window, then press Enter.</w:t>
+        <w:t>When you see "Done.", press Enter, then fully close Claude Desktop and reopen it.</w:t>
       </w:r>
     </w:p>
     <w:p>
-      <w:pPr>
-        <w:pStyle w:val="ListNumber"/>
-      </w:pPr>
       <w:r>
-        <w:t>Copy and paste this line, edit the name and email, then press Enter:</w:t>
+        <w:rPr>
+          <w:b/>
+        </w:rPr>
+        <w:t xml:space="preserve">If that doesn't work: </w:t>
+      </w:r>
+      <w:r>
+        <w:t>open PowerShell, drag this folder in after typing cd and a space, press Enter, then paste:</w:t>
       </w:r>
     </w:p>
     <w:p>
@@ -257,25 +285,6 @@
           <w:rFonts w:ascii="Consolas" w:hAnsi="Consolas"/>
         </w:rPr>
         <w:t>powershell -ExecutionPolicy Bypass -File .\setup-edgartools-windows.ps1 -Name "Your Name" -Email "your.email@example.com"</w:t>
-      </w:r>
-    </w:p>
-    <w:p>
-      <w:pPr>
-        <w:ind w:left="576"/>
-      </w:pPr>
-      <w:r>
-        <w:rPr>
-          <w:i/>
-        </w:rPr>
-        <w:t>(The -ExecutionPolicy Bypass part is expected and safe — Windows blocks scripts downloaded from the internet by default; this allows just this one script to run this one time.)</w:t>
-      </w:r>
-    </w:p>
-    <w:p>
-      <w:pPr>
-        <w:pStyle w:val="ListNumber"/>
-      </w:pPr>
-      <w:r>
-        <w:t>Wait for a line that says "Done." Then fully close Claude Desktop and reopen it.</w:t>
       </w:r>
     </w:p>
     <w:p>
@@ -313,6 +322,22 @@
       </w:pPr>
       <w:r>
         <w:t>Troubleshooting</w:t>
+      </w:r>
+    </w:p>
+    <w:p>
+      <w:r>
+        <w:rPr>
+          <w:b/>
+        </w:rPr>
+        <w:t>The window flashes and disappears immediately when I double-click</w:t>
+      </w:r>
+    </w:p>
+    <w:p>
+      <w:pPr>
+        <w:ind w:left="432"/>
+      </w:pPr>
+      <w:r>
+        <w:t>That normally means it hit an error before the pause at the end. Try again, but this time open the app manually first (Terminal, or PowerShell/cmd) and run the file from there so any error message stays on screen instead of disappearing with the window.</w:t>
       </w:r>
     </w:p>
     <w:p>
